--- a/cuivrezo/papier/CuivRezo-passeport-ELEVE.docx
+++ b/cuivrezo/papier/CuivRezo-passeport-ELEVE.docx
@@ -9239,7 +9239,7 @@
                 <w:sz w:val="28"/>
                 <w:szCs w:val="28"/>
               </w:rPr>
-              <w:t xml:space="preserve">Ouvrir la cintreuse</w:t>
+              <w:t xml:space="preserve">Engager le tube sous le crochet fixe</w:t>
             </w:r>
           </w:p>
         </w:tc>

--- a/cuivrezo/papier/CuivRezo-passeport-ELEVE.docx
+++ b/cuivrezo/papier/CuivRezo-passeport-ELEVE.docx
@@ -18758,21 +18758,21 @@
                 <w:sz w:val="30"/>
                 <w:szCs w:val="30"/>
               </w:rPr>
-              <w:t xml:space="preserve">Un contournement symétrique, branches alignées</w:t>
-            </w:r>
-          </w:p>
-          <w:p>
-            <w:pPr>
-              <w:spacing w:after="40" w:line="240"/>
-            </w:pPr>
-            <w:r>
-              <w:rPr>
-                <w:rFonts w:ascii="Calibri" w:cs="Calibri" w:eastAsia="Calibri" w:hAnsi="Calibri"/>
-                <w:color w:val="10233C"/>
-                <w:sz w:val="28"/>
-                <w:szCs w:val="28"/>
-              </w:rPr>
-              <w:t xml:space="preserve">Le tube passe par-dessus l’obstacle avec un coude central et deux coudes de moitié. Les deux côtés sont égaux, les deux branches restent sur la même ligne.</w:t>
+              <w:t xml:space="preserve">Passer par-dessus un tube, d’un seul morceau</w:t>
+            </w:r>
+          </w:p>
+          <w:p>
+            <w:pPr>
+              <w:spacing w:after="40" w:line="240"/>
+            </w:pPr>
+            <w:r>
+              <w:rPr>
+                <w:rFonts w:ascii="Calibri" w:cs="Calibri" w:eastAsia="Calibri" w:hAnsi="Calibri"/>
+                <w:color w:val="10233C"/>
+                <w:sz w:val="28"/>
+                <w:szCs w:val="28"/>
+              </w:rPr>
+              <w:t xml:space="preserve">Le tube 1/4″ monte, passe au-dessus de l’obstacle et redescend sur sa ligne : trois coudes, aucun raccord. Une soustraction pour trouver d, puis les longueurs se lisent dans un tableau.</w:t>
             </w:r>
           </w:p>
         </w:tc>
@@ -18983,7 +18983,7 @@
                 <w:sz w:val="28"/>
                 <w:szCs w:val="28"/>
               </w:rPr>
-              <w:t xml:space="preserve">Contrôler l’alignement à la règle</w:t>
+              <w:t xml:space="preserve">Contrôler à la règle et à l’équerre</w:t>
             </w:r>
           </w:p>
         </w:tc>
@@ -19053,7 +19053,7 @@
                 <w:sz w:val="28"/>
                 <w:szCs w:val="28"/>
               </w:rPr>
-              <w:t xml:space="preserve">Cintrer le coude A, à la moitié</w:t>
+              <w:t xml:space="preserve">Cintrer A à 45°, tube retourné</w:t>
             </w:r>
           </w:p>
         </w:tc>
@@ -19123,7 +19123,7 @@
                 <w:sz w:val="28"/>
                 <w:szCs w:val="28"/>
               </w:rPr>
-              <w:t xml:space="preserve">Repérer l’axe du chapeau</w:t>
+              <w:t xml:space="preserve">Mesurer le dépassement d</w:t>
             </w:r>
           </w:p>
         </w:tc>
@@ -19193,7 +19193,7 @@
                 <w:sz w:val="28"/>
                 <w:szCs w:val="28"/>
               </w:rPr>
-              <w:t xml:space="preserve">Choisir l’angle central</w:t>
+              <w:t xml:space="preserve">Tracer M, puis A et B</w:t>
             </w:r>
           </w:p>
         </w:tc>
@@ -19328,7 +19328,7 @@
                 <w:sz w:val="28"/>
                 <w:szCs w:val="28"/>
               </w:rPr>
-              <w:t xml:space="preserve">Les branches désaxées</w:t>
+              <w:t xml:space="preserve">M tracé sur X</w:t>
             </w:r>
           </w:p>
         </w:tc>
@@ -19499,7 +19499,7 @@
                 <w:sz w:val="28"/>
                 <w:szCs w:val="28"/>
               </w:rPr>
-              <w:t xml:space="preserve">La pièce gauchie</w:t>
+              <w:t xml:space="preserve">Les branches désaxées</w:t>
             </w:r>
           </w:p>
         </w:tc>
@@ -19598,7 +19598,7 @@
                 <w:sz w:val="28"/>
                 <w:szCs w:val="28"/>
               </w:rPr>
-              <w:t xml:space="preserve">Coudes A et B différents, ou pas à égale distance de l’axe.</w:t>
+              <w:t xml:space="preserve">M tracé sur X, sans le décalage « X → M ».</w:t>
             </w:r>
           </w:p>
         </w:tc>
@@ -19769,7 +19769,7 @@
                 <w:sz w:val="28"/>
                 <w:szCs w:val="28"/>
               </w:rPr>
-              <w:t xml:space="preserve">Le tube a tourné entre deux coudes.</w:t>
+              <w:t xml:space="preserve">A et B pas à la même distance de M, ou cintrés à des angles différents.</w:t>
             </w:r>
           </w:p>
         </w:tc>

--- a/cuivrezo/papier/CuivRezo-passeport-ELEVE.docx
+++ b/cuivrezo/papier/CuivRezo-passeport-ELEVE.docx
@@ -18983,7 +18983,7 @@
                 <w:sz w:val="28"/>
                 <w:szCs w:val="28"/>
               </w:rPr>
-              <w:t xml:space="preserve">Contrôler à la règle et à l’équerre</w:t>
+              <w:t xml:space="preserve">Contrôler à la règle et au réglet</w:t>
             </w:r>
           </w:p>
         </w:tc>
@@ -19193,7 +19193,7 @@
                 <w:sz w:val="28"/>
                 <w:szCs w:val="28"/>
               </w:rPr>
-              <w:t xml:space="preserve">Tracer M, puis A et B</w:t>
+              <w:t xml:space="preserve">Tracer A, S et B depuis X</w:t>
             </w:r>
           </w:p>
         </w:tc>
@@ -19328,7 +19328,7 @@
                 <w:sz w:val="28"/>
                 <w:szCs w:val="28"/>
               </w:rPr>
-              <w:t xml:space="preserve">M tracé sur X</w:t>
+              <w:t xml:space="preserve">Le chapeau décalé</w:t>
             </w:r>
           </w:p>
         </w:tc>
@@ -19598,7 +19598,7 @@
                 <w:sz w:val="28"/>
                 <w:szCs w:val="28"/>
               </w:rPr>
-              <w:t xml:space="preserve">M tracé sur X, sans le décalage « X → M ».</w:t>
+              <w:t xml:space="preserve">X mal reporté, ou un trait mesuré depuis un autre trait que X, ou du mauvais côté.</w:t>
             </w:r>
           </w:p>
         </w:tc>
@@ -19769,7 +19769,7 @@
                 <w:sz w:val="28"/>
                 <w:szCs w:val="28"/>
               </w:rPr>
-              <w:t xml:space="preserve">A et B pas à la même distance de M, ou cintrés à des angles différents.</w:t>
+              <w:t xml:space="preserve">A ou B pas pile sur le 0 (ou posé sur L ou R), ou cintrés à des angles différents.</w:t>
             </w:r>
           </w:p>
         </w:tc>

--- a/cuivrezo/papier/CuivRezo-passeport-ELEVE.docx
+++ b/cuivrezo/papier/CuivRezo-passeport-ELEVE.docx
@@ -19053,7 +19053,7 @@
                 <w:sz w:val="28"/>
                 <w:szCs w:val="28"/>
               </w:rPr>
-              <w:t xml:space="preserve">Cintrer A à 45°, tube retourné</w:t>
+              <w:t xml:space="preserve">Cintrer A à 45°, cintreuse retournée</w:t>
             </w:r>
           </w:p>
         </w:tc>
